--- a/output/docx/ru/BUFRCREX_TableB_ru_10.docx
+++ b/output/docx/ru/BUFRCREX_TableB_ru_10.docx
@@ -2261,7 +2261,7 @@
                 <w:b w:val="0"/>
                 <w:sz w:val="16"/>
               </w:rPr>
-              <w:t>Note 93: Расположенные слева оси x, y и z выбраны для дескриптора 0 10 031. | Note 150: Величина дескриптора 0 10 031 выбрана таким образом, чтобы соответствовать спутникам на полярной, приблизительно солнечно-синхронной орбите. Геостационарные орбиты потребуют более значительной длины данных в отношении расстояния и несколько меньшей — в отношении скорости.</w:t>
+              <w:t>Note B93: Расположенные слева оси x, y и z выбраны для дескриптора 0 10 031. | Note B150: Величина дескриптора 0 10 031 выбрана таким образом, чтобы соответствовать спутникам на полярной, приблизительно солнечно-синхронной орбите. Геостационарные орбиты потребуют более значительной длины данных в отношении расстояния и несколько меньшей — в отношении скорости.</w:t>
             </w:r>
           </w:p>
         </w:tc>
@@ -3222,7 +3222,7 @@
                 <w:b w:val="0"/>
                 <w:sz w:val="16"/>
               </w:rPr>
-              <w:t>Note 128: «Неровностью геоида» является разность между эталонным эллипсоидом (WGS-84) и высотой геоида (EGM96) в географической точке наблюдений, причем обе величины приведены к центру массы Земли.</w:t>
+              <w:t>Note B128: «Неровностью геоида» является разность между эталонным эллипсоидом (WGS-84) и высотой геоида (EGM96) в географической точке наблюдений, причем обе величины приведены к центру массы Земли.</w:t>
             </w:r>
           </w:p>
         </w:tc>
@@ -10580,7 +10580,7 @@
           <w:i/>
           <w:sz w:val="14"/>
         </w:rPr>
-        <w:t>Note 165: Вертикальные элементы и давление следует использовать для определения значений этих элементов независимо от элемента или переменной, означающей вертикальную координату.</w:t>
+        <w:t>Note B165: Вертикальные элементы и давление следует использовать для определения значений этих элементов независимо от элемента или переменной, означающей вертикальную координату.</w:t>
       </w:r>
     </w:p>
     <w:sectPr>
